--- a/Tài liệu/Các lỗi cần sửa.docx
+++ b/Tài liệu/Các lỗi cần sửa.docx
@@ -71,7 +71,7 @@
           <w:noProof/>
         </w:rPr>
         <w:drawing>
-          <wp:inline distT="0" distB="0" distL="0" distR="0" wp14:anchorId="021A1A5D" wp14:editId="58C2EE18">
+          <wp:inline distT="0" distB="0" distL="0" distR="0" wp14:anchorId="73A41142" wp14:editId="78370A35">
             <wp:extent cx="5943600" cy="2164715"/>
             <wp:effectExtent l="0" t="0" r="0" b="6985"/>
             <wp:docPr id="1" name="Picture 1"/>
@@ -111,7 +111,7 @@
           <w:noProof/>
         </w:rPr>
         <w:drawing>
-          <wp:inline distT="0" distB="0" distL="0" distR="0" wp14:anchorId="228AD042" wp14:editId="54C5304B">
+          <wp:inline distT="0" distB="0" distL="0" distR="0" wp14:anchorId="728F8F8F" wp14:editId="088347FB">
             <wp:extent cx="5943600" cy="3006090"/>
             <wp:effectExtent l="0" t="0" r="0" b="3810"/>
             <wp:docPr id="2" name="Picture 2"/>
@@ -244,9 +244,12 @@
         </w:rPr>
       </w:pPr>
       <w:r>
+        <w:rPr>
+          <w:noProof/>
+        </w:rPr>
         <w:lastRenderedPageBreak/>
         <w:drawing>
-          <wp:inline distT="0" distB="0" distL="0" distR="0" wp14:anchorId="1E089B7D" wp14:editId="63BB8104">
+          <wp:inline distT="0" distB="0" distL="0" distR="0" wp14:anchorId="2F6D125F" wp14:editId="0666841B">
             <wp:extent cx="5943600" cy="2966720"/>
             <wp:effectExtent l="0" t="0" r="0" b="5080"/>
             <wp:docPr id="3" name="Picture 3"/>
@@ -286,12 +289,13 @@
           <w:rFonts w:ascii="Times New Roman" w:hAnsi="Times New Roman" w:cs="Times New Roman"/>
           <w:b/>
           <w:bCs/>
+          <w:noProof/>
           <w:color w:val="FF0000"/>
           <w:sz w:val="40"/>
           <w:szCs w:val="40"/>
         </w:rPr>
         <w:drawing>
-          <wp:inline distT="0" distB="0" distL="0" distR="0" wp14:anchorId="468CC2BF" wp14:editId="1FE1CFC6">
+          <wp:inline distT="0" distB="0" distL="0" distR="0" wp14:anchorId="25E6BF20" wp14:editId="203EF4C3">
             <wp:extent cx="5943600" cy="4681855"/>
             <wp:effectExtent l="0" t="0" r="0" b="4445"/>
             <wp:docPr id="4" name="Picture 4"/>
@@ -373,8 +377,11 @@
         </w:rPr>
       </w:pPr>
       <w:r>
+        <w:rPr>
+          <w:noProof/>
+        </w:rPr>
         <w:drawing>
-          <wp:inline distT="0" distB="0" distL="0" distR="0" wp14:anchorId="5A744210" wp14:editId="6196E669">
+          <wp:inline distT="0" distB="0" distL="0" distR="0" wp14:anchorId="2A4090EB" wp14:editId="0A044411">
             <wp:extent cx="5943600" cy="3032760"/>
             <wp:effectExtent l="0" t="0" r="0" b="0"/>
             <wp:docPr id="5" name="Picture 5"/>
@@ -455,13 +462,14 @@
           <w:rFonts w:ascii="Times New Roman" w:hAnsi="Times New Roman" w:cs="Times New Roman"/>
           <w:b/>
           <w:bCs/>
+          <w:noProof/>
           <w:color w:val="FF0000"/>
           <w:sz w:val="40"/>
           <w:szCs w:val="40"/>
         </w:rPr>
         <w:lastRenderedPageBreak/>
         <w:drawing>
-          <wp:inline distT="0" distB="0" distL="0" distR="0" wp14:anchorId="540DA0E5" wp14:editId="13E1184A">
+          <wp:inline distT="0" distB="0" distL="0" distR="0" wp14:anchorId="60B3F898" wp14:editId="7354D6CD">
             <wp:extent cx="5943600" cy="3011170"/>
             <wp:effectExtent l="0" t="0" r="0" b="0"/>
             <wp:docPr id="6" name="Picture 6"/>
@@ -501,12 +509,13 @@
           <w:rFonts w:ascii="Times New Roman" w:hAnsi="Times New Roman" w:cs="Times New Roman"/>
           <w:b/>
           <w:bCs/>
+          <w:noProof/>
           <w:color w:val="FF0000"/>
           <w:sz w:val="40"/>
           <w:szCs w:val="40"/>
         </w:rPr>
         <w:drawing>
-          <wp:inline distT="0" distB="0" distL="0" distR="0" wp14:anchorId="268D4B1F" wp14:editId="0799DF46">
+          <wp:inline distT="0" distB="0" distL="0" distR="0" wp14:anchorId="18C172C8" wp14:editId="505D2352">
             <wp:extent cx="5943600" cy="2394585"/>
             <wp:effectExtent l="0" t="0" r="0" b="5715"/>
             <wp:docPr id="7" name="Picture 7"/>
@@ -530,6 +539,221 @@
                     <a:xfrm>
                       <a:off x="0" y="0"/>
                       <a:ext cx="5943600" cy="2394585"/>
+                    </a:xfrm>
+                    <a:prstGeom prst="rect">
+                      <a:avLst/>
+                    </a:prstGeom>
+                  </pic:spPr>
+                </pic:pic>
+              </a:graphicData>
+            </a:graphic>
+          </wp:inline>
+        </w:drawing>
+      </w:r>
+    </w:p>
+    <w:p>
+      <w:pPr>
+        <w:pStyle w:val="ListParagraph"/>
+        <w:numPr>
+          <w:ilvl w:val="0"/>
+          <w:numId w:val="1"/>
+        </w:numPr>
+        <w:rPr>
+          <w:rFonts w:ascii="Times New Roman" w:hAnsi="Times New Roman" w:cs="Times New Roman"/>
+          <w:b/>
+          <w:bCs/>
+          <w:color w:val="FF0000"/>
+          <w:sz w:val="40"/>
+          <w:szCs w:val="40"/>
+        </w:rPr>
+      </w:pPr>
+      <w:r>
+        <w:rPr>
+          <w:rFonts w:ascii="Times New Roman" w:hAnsi="Times New Roman" w:cs="Times New Roman"/>
+          <w:b/>
+          <w:bCs/>
+          <w:color w:val="FF0000"/>
+          <w:sz w:val="40"/>
+          <w:szCs w:val="40"/>
+        </w:rPr>
+        <w:t xml:space="preserve"> Lỗi cập nhật dự án nhưng địa chỉ lại không thay đổi </w:t>
+      </w:r>
+    </w:p>
+    <w:p>
+      <w:pPr>
+        <w:pStyle w:val="ListParagraph"/>
+        <w:rPr>
+          <w:rFonts w:ascii="Times New Roman" w:hAnsi="Times New Roman" w:cs="Times New Roman"/>
+          <w:b/>
+          <w:bCs/>
+          <w:color w:val="FF0000"/>
+          <w:sz w:val="40"/>
+          <w:szCs w:val="40"/>
+        </w:rPr>
+      </w:pPr>
+      <w:r>
+        <w:rPr>
+          <w:rFonts w:ascii="Times New Roman" w:hAnsi="Times New Roman" w:cs="Times New Roman"/>
+          <w:b/>
+          <w:bCs/>
+          <w:color w:val="FF0000"/>
+          <w:sz w:val="40"/>
+          <w:szCs w:val="40"/>
+        </w:rPr>
+        <w:lastRenderedPageBreak/>
+        <w:drawing>
+          <wp:inline distT="0" distB="0" distL="0" distR="0" wp14:anchorId="6891BD89" wp14:editId="620A4080">
+            <wp:extent cx="5943600" cy="3021330"/>
+            <wp:effectExtent l="0" t="0" r="0" b="7620"/>
+            <wp:docPr id="8" name="Picture 8"/>
+            <wp:cNvGraphicFramePr>
+              <a:graphicFrameLocks xmlns:a="http://schemas.openxmlformats.org/drawingml/2006/main" noChangeAspect="1"/>
+            </wp:cNvGraphicFramePr>
+            <a:graphic xmlns:a="http://schemas.openxmlformats.org/drawingml/2006/main">
+              <a:graphicData uri="http://schemas.openxmlformats.org/drawingml/2006/picture">
+                <pic:pic xmlns:pic="http://schemas.openxmlformats.org/drawingml/2006/picture">
+                  <pic:nvPicPr>
+                    <pic:cNvPr id="1" name=""/>
+                    <pic:cNvPicPr/>
+                  </pic:nvPicPr>
+                  <pic:blipFill>
+                    <a:blip r:embed="rId12"/>
+                    <a:stretch>
+                      <a:fillRect/>
+                    </a:stretch>
+                  </pic:blipFill>
+                  <pic:spPr>
+                    <a:xfrm>
+                      <a:off x="0" y="0"/>
+                      <a:ext cx="5943600" cy="3021330"/>
+                    </a:xfrm>
+                    <a:prstGeom prst="rect">
+                      <a:avLst/>
+                    </a:prstGeom>
+                  </pic:spPr>
+                </pic:pic>
+              </a:graphicData>
+            </a:graphic>
+          </wp:inline>
+        </w:drawing>
+      </w:r>
+    </w:p>
+    <w:p>
+      <w:pPr>
+        <w:pStyle w:val="ListParagraph"/>
+        <w:rPr>
+          <w:rFonts w:ascii="Times New Roman" w:hAnsi="Times New Roman" w:cs="Times New Roman"/>
+          <w:b/>
+          <w:bCs/>
+          <w:color w:val="FF0000"/>
+          <w:sz w:val="40"/>
+          <w:szCs w:val="40"/>
+        </w:rPr>
+      </w:pPr>
+    </w:p>
+    <w:p>
+      <w:pPr>
+        <w:pStyle w:val="ListParagraph"/>
+        <w:rPr>
+          <w:rFonts w:ascii="Times New Roman" w:hAnsi="Times New Roman" w:cs="Times New Roman"/>
+          <w:b/>
+          <w:bCs/>
+          <w:color w:val="FF0000"/>
+          <w:sz w:val="40"/>
+          <w:szCs w:val="40"/>
+        </w:rPr>
+      </w:pPr>
+      <w:r>
+        <w:rPr>
+          <w:rFonts w:ascii="Times New Roman" w:hAnsi="Times New Roman" w:cs="Times New Roman"/>
+          <w:b/>
+          <w:bCs/>
+          <w:color w:val="FF0000"/>
+          <w:sz w:val="40"/>
+          <w:szCs w:val="40"/>
+        </w:rPr>
+        <w:t xml:space="preserve">Lỗi báo giá bị tính vat 10 %  và lỗi trong báo giá chờ duyệt </w:t>
+      </w:r>
+      <w:r>
+        <w:rPr>
+          <w:rFonts w:ascii="Times New Roman" w:hAnsi="Times New Roman" w:cs="Times New Roman"/>
+          <w:b/>
+          <w:bCs/>
+          <w:color w:val="FF0000"/>
+          <w:sz w:val="40"/>
+          <w:szCs w:val="40"/>
+        </w:rPr>
+        <w:lastRenderedPageBreak/>
+        <w:drawing>
+          <wp:inline distT="0" distB="0" distL="0" distR="0" wp14:anchorId="22E0AC49" wp14:editId="2FBDA099">
+            <wp:extent cx="5943600" cy="2968625"/>
+            <wp:effectExtent l="0" t="0" r="0" b="3175"/>
+            <wp:docPr id="10" name="Picture 10"/>
+            <wp:cNvGraphicFramePr>
+              <a:graphicFrameLocks xmlns:a="http://schemas.openxmlformats.org/drawingml/2006/main" noChangeAspect="1"/>
+            </wp:cNvGraphicFramePr>
+            <a:graphic xmlns:a="http://schemas.openxmlformats.org/drawingml/2006/main">
+              <a:graphicData uri="http://schemas.openxmlformats.org/drawingml/2006/picture">
+                <pic:pic xmlns:pic="http://schemas.openxmlformats.org/drawingml/2006/picture">
+                  <pic:nvPicPr>
+                    <pic:cNvPr id="1" name=""/>
+                    <pic:cNvPicPr/>
+                  </pic:nvPicPr>
+                  <pic:blipFill>
+                    <a:blip r:embed="rId13"/>
+                    <a:stretch>
+                      <a:fillRect/>
+                    </a:stretch>
+                  </pic:blipFill>
+                  <pic:spPr>
+                    <a:xfrm>
+                      <a:off x="0" y="0"/>
+                      <a:ext cx="5943600" cy="2968625"/>
+                    </a:xfrm>
+                    <a:prstGeom prst="rect">
+                      <a:avLst/>
+                    </a:prstGeom>
+                  </pic:spPr>
+                </pic:pic>
+              </a:graphicData>
+            </a:graphic>
+          </wp:inline>
+        </w:drawing>
+      </w:r>
+      <w:r>
+        <w:rPr>
+          <w:rFonts w:ascii="Times New Roman" w:hAnsi="Times New Roman" w:cs="Times New Roman"/>
+          <w:b/>
+          <w:bCs/>
+          <w:color w:val="FF0000"/>
+          <w:sz w:val="40"/>
+          <w:szCs w:val="40"/>
+        </w:rPr>
+        <w:drawing>
+          <wp:inline distT="0" distB="0" distL="0" distR="0" wp14:anchorId="185CC382" wp14:editId="21D9B1A6">
+            <wp:extent cx="5943600" cy="3057525"/>
+            <wp:effectExtent l="0" t="0" r="0" b="9525"/>
+            <wp:docPr id="9" name="Picture 9"/>
+            <wp:cNvGraphicFramePr>
+              <a:graphicFrameLocks xmlns:a="http://schemas.openxmlformats.org/drawingml/2006/main" noChangeAspect="1"/>
+            </wp:cNvGraphicFramePr>
+            <a:graphic xmlns:a="http://schemas.openxmlformats.org/drawingml/2006/main">
+              <a:graphicData uri="http://schemas.openxmlformats.org/drawingml/2006/picture">
+                <pic:pic xmlns:pic="http://schemas.openxmlformats.org/drawingml/2006/picture">
+                  <pic:nvPicPr>
+                    <pic:cNvPr id="1" name=""/>
+                    <pic:cNvPicPr/>
+                  </pic:nvPicPr>
+                  <pic:blipFill>
+                    <a:blip r:embed="rId14"/>
+                    <a:stretch>
+                      <a:fillRect/>
+                    </a:stretch>
+                  </pic:blipFill>
+                  <pic:spPr>
+                    <a:xfrm>
+                      <a:off x="0" y="0"/>
+                      <a:ext cx="5943600" cy="3057525"/>
                     </a:xfrm>
                     <a:prstGeom prst="rect">
                       <a:avLst/>

--- a/Tài liệu/Các lỗi cần sửa.docx
+++ b/Tài liệu/Các lỗi cần sửa.docx
@@ -754,6 +754,184 @@
                     <a:xfrm>
                       <a:off x="0" y="0"/>
                       <a:ext cx="5943600" cy="3057525"/>
+                    </a:xfrm>
+                    <a:prstGeom prst="rect">
+                      <a:avLst/>
+                    </a:prstGeom>
+                  </pic:spPr>
+                </pic:pic>
+              </a:graphicData>
+            </a:graphic>
+          </wp:inline>
+        </w:drawing>
+      </w:r>
+    </w:p>
+    <w:p>
+      <w:pPr>
+        <w:pStyle w:val="ListParagraph"/>
+        <w:rPr>
+          <w:rFonts w:ascii="Times New Roman" w:hAnsi="Times New Roman" w:cs="Times New Roman"/>
+          <w:b/>
+          <w:bCs/>
+          <w:color w:val="FF0000"/>
+          <w:sz w:val="40"/>
+          <w:szCs w:val="40"/>
+        </w:rPr>
+      </w:pPr>
+    </w:p>
+    <w:p>
+      <w:pPr>
+        <w:pStyle w:val="ListParagraph"/>
+        <w:rPr>
+          <w:rFonts w:ascii="Times New Roman" w:hAnsi="Times New Roman" w:cs="Times New Roman"/>
+          <w:b/>
+          <w:bCs/>
+          <w:color w:val="FF0000"/>
+          <w:sz w:val="40"/>
+          <w:szCs w:val="40"/>
+        </w:rPr>
+      </w:pPr>
+      <w:r>
+        <w:rPr>
+          <w:rFonts w:ascii="Times New Roman" w:hAnsi="Times New Roman" w:cs="Times New Roman"/>
+          <w:b/>
+          <w:bCs/>
+          <w:color w:val="FF0000"/>
+          <w:sz w:val="40"/>
+          <w:szCs w:val="40"/>
+        </w:rPr>
+        <w:t xml:space="preserve">Lỗi tìm kiếm Phụ kiện, Vật tư phụ trong bóc tách </w:t>
+      </w:r>
+    </w:p>
+    <w:p>
+      <w:pPr>
+        <w:pStyle w:val="ListParagraph"/>
+        <w:rPr>
+          <w:rFonts w:ascii="Times New Roman" w:hAnsi="Times New Roman" w:cs="Times New Roman"/>
+          <w:b/>
+          <w:bCs/>
+          <w:color w:val="FF0000"/>
+          <w:sz w:val="40"/>
+          <w:szCs w:val="40"/>
+        </w:rPr>
+      </w:pPr>
+      <w:r>
+        <w:rPr>
+          <w:rFonts w:ascii="Times New Roman" w:hAnsi="Times New Roman" w:cs="Times New Roman"/>
+          <w:b/>
+          <w:bCs/>
+          <w:color w:val="FF0000"/>
+          <w:sz w:val="40"/>
+          <w:szCs w:val="40"/>
+        </w:rPr>
+        <w:lastRenderedPageBreak/>
+        <w:drawing>
+          <wp:inline distT="0" distB="0" distL="0" distR="0" wp14:anchorId="2F288299" wp14:editId="01CC4F31">
+            <wp:extent cx="5943600" cy="2988945"/>
+            <wp:effectExtent l="0" t="0" r="0" b="1905"/>
+            <wp:docPr id="11" name="Picture 11"/>
+            <wp:cNvGraphicFramePr>
+              <a:graphicFrameLocks xmlns:a="http://schemas.openxmlformats.org/drawingml/2006/main" noChangeAspect="1"/>
+            </wp:cNvGraphicFramePr>
+            <a:graphic xmlns:a="http://schemas.openxmlformats.org/drawingml/2006/main">
+              <a:graphicData uri="http://schemas.openxmlformats.org/drawingml/2006/picture">
+                <pic:pic xmlns:pic="http://schemas.openxmlformats.org/drawingml/2006/picture">
+                  <pic:nvPicPr>
+                    <pic:cNvPr id="1" name=""/>
+                    <pic:cNvPicPr/>
+                  </pic:nvPicPr>
+                  <pic:blipFill>
+                    <a:blip r:embed="rId15"/>
+                    <a:stretch>
+                      <a:fillRect/>
+                    </a:stretch>
+                  </pic:blipFill>
+                  <pic:spPr>
+                    <a:xfrm>
+                      <a:off x="0" y="0"/>
+                      <a:ext cx="5943600" cy="2988945"/>
+                    </a:xfrm>
+                    <a:prstGeom prst="rect">
+                      <a:avLst/>
+                    </a:prstGeom>
+                  </pic:spPr>
+                </pic:pic>
+              </a:graphicData>
+            </a:graphic>
+          </wp:inline>
+        </w:drawing>
+      </w:r>
+    </w:p>
+    <w:p>
+      <w:pPr>
+        <w:pStyle w:val="ListParagraph"/>
+        <w:rPr>
+          <w:rFonts w:ascii="Times New Roman" w:hAnsi="Times New Roman" w:cs="Times New Roman"/>
+          <w:b/>
+          <w:bCs/>
+          <w:color w:val="FF0000"/>
+          <w:sz w:val="40"/>
+          <w:szCs w:val="40"/>
+        </w:rPr>
+      </w:pPr>
+      <w:r>
+        <w:rPr>
+          <w:rFonts w:ascii="Times New Roman" w:hAnsi="Times New Roman" w:cs="Times New Roman"/>
+          <w:b/>
+          <w:bCs/>
+          <w:color w:val="FF0000"/>
+          <w:sz w:val="40"/>
+          <w:szCs w:val="40"/>
+        </w:rPr>
+        <w:t>Bổ sung nhà cung cấp</w:t>
+      </w:r>
+    </w:p>
+    <w:p>
+      <w:pPr>
+        <w:pStyle w:val="ListParagraph"/>
+        <w:rPr>
+          <w:rFonts w:ascii="Times New Roman" w:hAnsi="Times New Roman" w:cs="Times New Roman"/>
+          <w:b/>
+          <w:bCs/>
+          <w:color w:val="FF0000"/>
+          <w:sz w:val="40"/>
+          <w:szCs w:val="40"/>
+        </w:rPr>
+      </w:pPr>
+      <w:r>
+        <w:rPr>
+          <w:rFonts w:ascii="Times New Roman" w:hAnsi="Times New Roman" w:cs="Times New Roman"/>
+          <w:b/>
+          <w:bCs/>
+          <w:color w:val="FF0000"/>
+          <w:sz w:val="40"/>
+          <w:szCs w:val="40"/>
+        </w:rPr>
+        <w:drawing>
+          <wp:inline distT="0" distB="0" distL="0" distR="0" wp14:anchorId="36F342DA" wp14:editId="4CF9B375">
+            <wp:extent cx="5943600" cy="4085590"/>
+            <wp:effectExtent l="0" t="0" r="0" b="0"/>
+            <wp:docPr id="12" name="Picture 12"/>
+            <wp:cNvGraphicFramePr>
+              <a:graphicFrameLocks xmlns:a="http://schemas.openxmlformats.org/drawingml/2006/main" noChangeAspect="1"/>
+            </wp:cNvGraphicFramePr>
+            <a:graphic xmlns:a="http://schemas.openxmlformats.org/drawingml/2006/main">
+              <a:graphicData uri="http://schemas.openxmlformats.org/drawingml/2006/picture">
+                <pic:pic xmlns:pic="http://schemas.openxmlformats.org/drawingml/2006/picture">
+                  <pic:nvPicPr>
+                    <pic:cNvPr id="1" name=""/>
+                    <pic:cNvPicPr/>
+                  </pic:nvPicPr>
+                  <pic:blipFill>
+                    <a:blip r:embed="rId16"/>
+                    <a:stretch>
+                      <a:fillRect/>
+                    </a:stretch>
+                  </pic:blipFill>
+                  <pic:spPr>
+                    <a:xfrm>
+                      <a:off x="0" y="0"/>
+                      <a:ext cx="5943600" cy="4085590"/>
                     </a:xfrm>
                     <a:prstGeom prst="rect">
                       <a:avLst/>

--- a/Tài liệu/Các lỗi cần sửa.docx
+++ b/Tài liệu/Các lỗi cần sửa.docx
@@ -596,6 +596,7 @@
           <w:rFonts w:ascii="Times New Roman" w:hAnsi="Times New Roman" w:cs="Times New Roman"/>
           <w:b/>
           <w:bCs/>
+          <w:noProof/>
           <w:color w:val="FF0000"/>
           <w:sz w:val="40"/>
           <w:szCs w:val="40"/>
@@ -679,6 +680,7 @@
           <w:rFonts w:ascii="Times New Roman" w:hAnsi="Times New Roman" w:cs="Times New Roman"/>
           <w:b/>
           <w:bCs/>
+          <w:noProof/>
           <w:color w:val="FF0000"/>
           <w:sz w:val="40"/>
           <w:szCs w:val="40"/>
@@ -725,6 +727,7 @@
           <w:rFonts w:ascii="Times New Roman" w:hAnsi="Times New Roman" w:cs="Times New Roman"/>
           <w:b/>
           <w:bCs/>
+          <w:noProof/>
           <w:color w:val="FF0000"/>
           <w:sz w:val="40"/>
           <w:szCs w:val="40"/>
@@ -820,6 +823,7 @@
           <w:rFonts w:ascii="Times New Roman" w:hAnsi="Times New Roman" w:cs="Times New Roman"/>
           <w:b/>
           <w:bCs/>
+          <w:noProof/>
           <w:color w:val="FF0000"/>
           <w:sz w:val="40"/>
           <w:szCs w:val="40"/>
@@ -903,6 +907,7 @@
           <w:rFonts w:ascii="Times New Roman" w:hAnsi="Times New Roman" w:cs="Times New Roman"/>
           <w:b/>
           <w:bCs/>
+          <w:noProof/>
           <w:color w:val="FF0000"/>
           <w:sz w:val="40"/>
           <w:szCs w:val="40"/>
@@ -942,6 +947,166 @@
             </a:graphic>
           </wp:inline>
         </w:drawing>
+      </w:r>
+    </w:p>
+    <w:p>
+      <w:pPr>
+        <w:pStyle w:val="ListParagraph"/>
+        <w:rPr>
+          <w:rFonts w:ascii="Times New Roman" w:hAnsi="Times New Roman" w:cs="Times New Roman"/>
+          <w:b/>
+          <w:bCs/>
+          <w:color w:val="FF0000"/>
+          <w:sz w:val="40"/>
+          <w:szCs w:val="40"/>
+        </w:rPr>
+      </w:pPr>
+    </w:p>
+    <w:p>
+      <w:pPr>
+        <w:pStyle w:val="ListParagraph"/>
+        <w:rPr>
+          <w:rFonts w:ascii="Times New Roman" w:hAnsi="Times New Roman" w:cs="Times New Roman"/>
+          <w:b/>
+          <w:bCs/>
+          <w:color w:val="FF0000"/>
+          <w:sz w:val="40"/>
+          <w:szCs w:val="40"/>
+        </w:rPr>
+      </w:pPr>
+      <w:r>
+        <w:rPr>
+          <w:rFonts w:ascii="Times New Roman" w:hAnsi="Times New Roman" w:cs="Times New Roman"/>
+          <w:b/>
+          <w:bCs/>
+          <w:color w:val="FF0000"/>
+          <w:sz w:val="40"/>
+          <w:szCs w:val="40"/>
+        </w:rPr>
+        <w:t xml:space="preserve">Lỗi excel </w:t>
+      </w:r>
+    </w:p>
+    <w:p>
+      <w:pPr>
+        <w:pStyle w:val="ListParagraph"/>
+        <w:rPr>
+          <w:rFonts w:ascii="Times New Roman" w:hAnsi="Times New Roman" w:cs="Times New Roman"/>
+          <w:b/>
+          <w:bCs/>
+          <w:color w:val="FF0000"/>
+          <w:sz w:val="40"/>
+          <w:szCs w:val="40"/>
+        </w:rPr>
+      </w:pPr>
+      <w:r>
+        <w:rPr>
+          <w:rFonts w:ascii="Times New Roman" w:hAnsi="Times New Roman" w:cs="Times New Roman"/>
+          <w:b/>
+          <w:bCs/>
+          <w:color w:val="FF0000"/>
+          <w:sz w:val="40"/>
+          <w:szCs w:val="40"/>
+        </w:rPr>
+        <w:lastRenderedPageBreak/>
+        <w:drawing>
+          <wp:inline distT="0" distB="0" distL="0" distR="0" wp14:anchorId="04D5C683" wp14:editId="2AD92A61">
+            <wp:extent cx="5943600" cy="3240405"/>
+            <wp:effectExtent l="0" t="0" r="0" b="0"/>
+            <wp:docPr id="13" name="Picture 13"/>
+            <wp:cNvGraphicFramePr>
+              <a:graphicFrameLocks xmlns:a="http://schemas.openxmlformats.org/drawingml/2006/main" noChangeAspect="1"/>
+            </wp:cNvGraphicFramePr>
+            <a:graphic xmlns:a="http://schemas.openxmlformats.org/drawingml/2006/main">
+              <a:graphicData uri="http://schemas.openxmlformats.org/drawingml/2006/picture">
+                <pic:pic xmlns:pic="http://schemas.openxmlformats.org/drawingml/2006/picture">
+                  <pic:nvPicPr>
+                    <pic:cNvPr id="1" name=""/>
+                    <pic:cNvPicPr/>
+                  </pic:nvPicPr>
+                  <pic:blipFill>
+                    <a:blip r:embed="rId17"/>
+                    <a:stretch>
+                      <a:fillRect/>
+                    </a:stretch>
+                  </pic:blipFill>
+                  <pic:spPr>
+                    <a:xfrm>
+                      <a:off x="0" y="0"/>
+                      <a:ext cx="5943600" cy="3240405"/>
+                    </a:xfrm>
+                    <a:prstGeom prst="rect">
+                      <a:avLst/>
+                    </a:prstGeom>
+                  </pic:spPr>
+                </pic:pic>
+              </a:graphicData>
+            </a:graphic>
+          </wp:inline>
+        </w:drawing>
+      </w:r>
+      <w:r>
+        <w:rPr>
+          <w:noProof/>
+        </w:rPr>
+        <w:drawing>
+          <wp:inline distT="0" distB="0" distL="0" distR="0" wp14:anchorId="48AE9D8A" wp14:editId="3C090B86">
+            <wp:extent cx="5943600" cy="3024505"/>
+            <wp:effectExtent l="0" t="0" r="0" b="4445"/>
+            <wp:docPr id="14" name="Picture 14"/>
+            <wp:cNvGraphicFramePr>
+              <a:graphicFrameLocks xmlns:a="http://schemas.openxmlformats.org/drawingml/2006/main" noChangeAspect="1"/>
+            </wp:cNvGraphicFramePr>
+            <a:graphic xmlns:a="http://schemas.openxmlformats.org/drawingml/2006/main">
+              <a:graphicData uri="http://schemas.openxmlformats.org/drawingml/2006/picture">
+                <pic:pic xmlns:pic="http://schemas.openxmlformats.org/drawingml/2006/picture">
+                  <pic:nvPicPr>
+                    <pic:cNvPr id="1" name=""/>
+                    <pic:cNvPicPr/>
+                  </pic:nvPicPr>
+                  <pic:blipFill>
+                    <a:blip r:embed="rId18"/>
+                    <a:stretch>
+                      <a:fillRect/>
+                    </a:stretch>
+                  </pic:blipFill>
+                  <pic:spPr>
+                    <a:xfrm>
+                      <a:off x="0" y="0"/>
+                      <a:ext cx="5943600" cy="3024505"/>
+                    </a:xfrm>
+                    <a:prstGeom prst="rect">
+                      <a:avLst/>
+                    </a:prstGeom>
+                  </pic:spPr>
+                </pic:pic>
+              </a:graphicData>
+            </a:graphic>
+          </wp:inline>
+        </w:drawing>
+      </w:r>
+    </w:p>
+    <w:p>
+      <w:pPr>
+        <w:pStyle w:val="ListParagraph"/>
+        <w:rPr>
+          <w:rFonts w:ascii="Times New Roman" w:hAnsi="Times New Roman" w:cs="Times New Roman"/>
+          <w:b/>
+          <w:bCs/>
+          <w:color w:val="FF0000"/>
+          <w:sz w:val="40"/>
+          <w:szCs w:val="40"/>
+        </w:rPr>
+      </w:pPr>
+      <w:r>
+        <w:rPr>
+          <w:rFonts w:ascii="Times New Roman" w:hAnsi="Times New Roman" w:cs="Times New Roman"/>
+          <w:b/>
+          <w:bCs/>
+          <w:color w:val="FF0000"/>
+          <w:sz w:val="40"/>
+          <w:szCs w:val="40"/>
+        </w:rPr>
+        <w:t xml:space="preserve">Sửa lại format tất cả các chỗ xuất excel. </w:t>
       </w:r>
     </w:p>
     <w:sectPr>

--- a/Tài liệu/Các lỗi cần sửa.docx
+++ b/Tài liệu/Các lỗi cần sửa.docx
@@ -1003,6 +1003,7 @@
           <w:rFonts w:ascii="Times New Roman" w:hAnsi="Times New Roman" w:cs="Times New Roman"/>
           <w:b/>
           <w:bCs/>
+          <w:noProof/>
           <w:color w:val="FF0000"/>
           <w:sz w:val="40"/>
           <w:szCs w:val="40"/>
@@ -1107,6 +1108,87 @@
           <w:szCs w:val="40"/>
         </w:rPr>
         <w:t xml:space="preserve">Sửa lại format tất cả các chỗ xuất excel. </w:t>
+      </w:r>
+    </w:p>
+    <w:p>
+      <w:pPr>
+        <w:pStyle w:val="ListParagraph"/>
+        <w:rPr>
+          <w:rFonts w:ascii="Times New Roman" w:hAnsi="Times New Roman" w:cs="Times New Roman"/>
+          <w:b/>
+          <w:bCs/>
+          <w:color w:val="FF0000"/>
+          <w:sz w:val="40"/>
+          <w:szCs w:val="40"/>
+        </w:rPr>
+      </w:pPr>
+      <w:r>
+        <w:rPr>
+          <w:rFonts w:ascii="Segoe UI" w:hAnsi="Segoe UI" w:cs="Segoe UI"/>
+          <w:color w:val="CCCCCC"/>
+          <w:sz w:val="20"/>
+          <w:szCs w:val="20"/>
+        </w:rPr>
+        <w:t xml:space="preserve">Tôi muốn ở kho nhôm khi Xuất excel có format như hình ảnh tôi gửi đã có file excel mẫu : biểu mẫu "format cho Bảng tồn kho Nhôm khi xuất excel .xlsx" ( trong Tài liệu ) , hãy bỏ mẫu excel hiện tại và thay bằng mẫu excel mới với format khác với các thông tin bảng như trên , Hãy đóng vai một chuyên gia lập trình Senior Software Architect và xem lại format excel cũ và thay đổi , lập </w:t>
+      </w:r>
+      <w:r>
+        <w:rPr>
+          <w:rFonts w:ascii="Segoe UI" w:hAnsi="Segoe UI" w:cs="Segoe UI"/>
+          <w:color w:val="CCCCCC"/>
+          <w:sz w:val="20"/>
+          <w:szCs w:val="20"/>
+        </w:rPr>
+        <w:lastRenderedPageBreak/>
+        <w:t>kế hoạch chỉnh sửa lại format excel kho Nhôm</w:t>
+      </w:r>
+      <w:r>
+        <w:rPr>
+          <w:noProof/>
+        </w:rPr>
+        <w:t xml:space="preserve"> </w:t>
+      </w:r>
+      <w:r>
+        <w:rPr>
+          <w:rFonts w:ascii="Segoe UI" w:hAnsi="Segoe UI" w:cs="Segoe UI"/>
+          <w:color w:val="CCCCCC"/>
+          <w:sz w:val="20"/>
+          <w:szCs w:val="20"/>
+        </w:rPr>
+        <w:drawing>
+          <wp:inline distT="0" distB="0" distL="0" distR="0" wp14:anchorId="522387FF" wp14:editId="7860ECF5">
+            <wp:extent cx="5943600" cy="3493770"/>
+            <wp:effectExtent l="0" t="0" r="0" b="0"/>
+            <wp:docPr id="15" name="Picture 15"/>
+            <wp:cNvGraphicFramePr>
+              <a:graphicFrameLocks xmlns:a="http://schemas.openxmlformats.org/drawingml/2006/main" noChangeAspect="1"/>
+            </wp:cNvGraphicFramePr>
+            <a:graphic xmlns:a="http://schemas.openxmlformats.org/drawingml/2006/main">
+              <a:graphicData uri="http://schemas.openxmlformats.org/drawingml/2006/picture">
+                <pic:pic xmlns:pic="http://schemas.openxmlformats.org/drawingml/2006/picture">
+                  <pic:nvPicPr>
+                    <pic:cNvPr id="1" name=""/>
+                    <pic:cNvPicPr/>
+                  </pic:nvPicPr>
+                  <pic:blipFill>
+                    <a:blip r:embed="rId19"/>
+                    <a:stretch>
+                      <a:fillRect/>
+                    </a:stretch>
+                  </pic:blipFill>
+                  <pic:spPr>
+                    <a:xfrm>
+                      <a:off x="0" y="0"/>
+                      <a:ext cx="5943600" cy="3493770"/>
+                    </a:xfrm>
+                    <a:prstGeom prst="rect">
+                      <a:avLst/>
+                    </a:prstGeom>
+                  </pic:spPr>
+                </pic:pic>
+              </a:graphicData>
+            </a:graphic>
+          </wp:inline>
+        </w:drawing>
       </w:r>
     </w:p>
     <w:sectPr>

--- a/Tài liệu/Các lỗi cần sửa.docx
+++ b/Tài liệu/Các lỗi cần sửa.docx
@@ -1114,12 +1114,7 @@
       <w:pPr>
         <w:pStyle w:val="ListParagraph"/>
         <w:rPr>
-          <w:rFonts w:ascii="Times New Roman" w:hAnsi="Times New Roman" w:cs="Times New Roman"/>
-          <w:b/>
-          <w:bCs/>
-          <w:color w:val="FF0000"/>
-          <w:sz w:val="40"/>
-          <w:szCs w:val="40"/>
+          <w:noProof/>
         </w:rPr>
       </w:pPr>
       <w:r>
@@ -1150,6 +1145,7 @@
       <w:r>
         <w:rPr>
           <w:rFonts w:ascii="Segoe UI" w:hAnsi="Segoe UI" w:cs="Segoe UI"/>
+          <w:noProof/>
           <w:color w:val="CCCCCC"/>
           <w:sz w:val="20"/>
           <w:szCs w:val="20"/>
@@ -1189,6 +1185,375 @@
             </a:graphic>
           </wp:inline>
         </w:drawing>
+      </w:r>
+    </w:p>
+    <w:p>
+      <w:pPr>
+        <w:pStyle w:val="ListParagraph"/>
+        <w:rPr>
+          <w:b/>
+          <w:bCs/>
+          <w:noProof/>
+          <w:color w:val="FF0000"/>
+        </w:rPr>
+      </w:pPr>
+      <w:r>
+        <w:rPr>
+          <w:b/>
+          <w:bCs/>
+          <w:noProof/>
+          <w:color w:val="FF0000"/>
+        </w:rPr>
+        <w:t>Lỗi Kiểm kho khi chưa đúng dữ liệu chính xác khi nhập ()</w:t>
+      </w:r>
+    </w:p>
+    <w:p>
+      <w:pPr>
+        <w:pStyle w:val="ListParagraph"/>
+        <w:rPr>
+          <w:rFonts w:ascii="Times New Roman" w:hAnsi="Times New Roman" w:cs="Times New Roman"/>
+          <w:b/>
+          <w:bCs/>
+          <w:color w:val="FF0000"/>
+          <w:sz w:val="40"/>
+          <w:szCs w:val="40"/>
+        </w:rPr>
+      </w:pPr>
+      <w:r>
+        <w:rPr>
+          <w:rFonts w:ascii="Times New Roman" w:hAnsi="Times New Roman" w:cs="Times New Roman"/>
+          <w:b/>
+          <w:bCs/>
+          <w:noProof/>
+          <w:color w:val="FF0000"/>
+          <w:sz w:val="40"/>
+          <w:szCs w:val="40"/>
+        </w:rPr>
+        <w:drawing>
+          <wp:inline distT="0" distB="0" distL="0" distR="0" wp14:anchorId="28AA3B1E" wp14:editId="73D32B65">
+            <wp:extent cx="5943600" cy="2864485"/>
+            <wp:effectExtent l="0" t="0" r="0" b="0"/>
+            <wp:docPr id="16" name="Picture 16"/>
+            <wp:cNvGraphicFramePr>
+              <a:graphicFrameLocks xmlns:a="http://schemas.openxmlformats.org/drawingml/2006/main" noChangeAspect="1"/>
+            </wp:cNvGraphicFramePr>
+            <a:graphic xmlns:a="http://schemas.openxmlformats.org/drawingml/2006/main">
+              <a:graphicData uri="http://schemas.openxmlformats.org/drawingml/2006/picture">
+                <pic:pic xmlns:pic="http://schemas.openxmlformats.org/drawingml/2006/picture">
+                  <pic:nvPicPr>
+                    <pic:cNvPr id="1" name=""/>
+                    <pic:cNvPicPr/>
+                  </pic:nvPicPr>
+                  <pic:blipFill>
+                    <a:blip r:embed="rId20"/>
+                    <a:stretch>
+                      <a:fillRect/>
+                    </a:stretch>
+                  </pic:blipFill>
+                  <pic:spPr>
+                    <a:xfrm>
+                      <a:off x="0" y="0"/>
+                      <a:ext cx="5943600" cy="2864485"/>
+                    </a:xfrm>
+                    <a:prstGeom prst="rect">
+                      <a:avLst/>
+                    </a:prstGeom>
+                  </pic:spPr>
+                </pic:pic>
+              </a:graphicData>
+            </a:graphic>
+          </wp:inline>
+        </w:drawing>
+      </w:r>
+    </w:p>
+    <w:p>
+      <w:pPr>
+        <w:pStyle w:val="ListParagraph"/>
+        <w:rPr>
+          <w:rFonts w:ascii="Times New Roman" w:hAnsi="Times New Roman" w:cs="Times New Roman"/>
+          <w:b/>
+          <w:bCs/>
+          <w:color w:val="FF0000"/>
+          <w:sz w:val="40"/>
+          <w:szCs w:val="40"/>
+        </w:rPr>
+      </w:pPr>
+      <w:r>
+        <w:rPr>
+          <w:rFonts w:ascii="Times New Roman" w:hAnsi="Times New Roman" w:cs="Times New Roman"/>
+          <w:b/>
+          <w:bCs/>
+          <w:color w:val="FF0000"/>
+          <w:sz w:val="40"/>
+          <w:szCs w:val="40"/>
+        </w:rPr>
+        <w:t xml:space="preserve">Lỗi hiển thị mã khi xem chi tiết báo giá </w:t>
+      </w:r>
+    </w:p>
+    <w:p>
+      <w:pPr>
+        <w:pStyle w:val="ListParagraph"/>
+        <w:rPr>
+          <w:rFonts w:ascii="Times New Roman" w:hAnsi="Times New Roman" w:cs="Times New Roman"/>
+          <w:b/>
+          <w:bCs/>
+          <w:color w:val="FF0000"/>
+          <w:sz w:val="40"/>
+          <w:szCs w:val="40"/>
+        </w:rPr>
+      </w:pPr>
+      <w:r>
+        <w:rPr>
+          <w:rFonts w:ascii="Times New Roman" w:hAnsi="Times New Roman" w:cs="Times New Roman"/>
+          <w:b/>
+          <w:bCs/>
+          <w:noProof/>
+          <w:color w:val="FF0000"/>
+          <w:sz w:val="40"/>
+          <w:szCs w:val="40"/>
+        </w:rPr>
+        <w:lastRenderedPageBreak/>
+        <w:drawing>
+          <wp:inline distT="0" distB="0" distL="0" distR="0" wp14:anchorId="2353A390" wp14:editId="4361763A">
+            <wp:extent cx="5943600" cy="2996565"/>
+            <wp:effectExtent l="0" t="0" r="0" b="0"/>
+            <wp:docPr id="17" name="Picture 17"/>
+            <wp:cNvGraphicFramePr>
+              <a:graphicFrameLocks xmlns:a="http://schemas.openxmlformats.org/drawingml/2006/main" noChangeAspect="1"/>
+            </wp:cNvGraphicFramePr>
+            <a:graphic xmlns:a="http://schemas.openxmlformats.org/drawingml/2006/main">
+              <a:graphicData uri="http://schemas.openxmlformats.org/drawingml/2006/picture">
+                <pic:pic xmlns:pic="http://schemas.openxmlformats.org/drawingml/2006/picture">
+                  <pic:nvPicPr>
+                    <pic:cNvPr id="1" name=""/>
+                    <pic:cNvPicPr/>
+                  </pic:nvPicPr>
+                  <pic:blipFill>
+                    <a:blip r:embed="rId21"/>
+                    <a:stretch>
+                      <a:fillRect/>
+                    </a:stretch>
+                  </pic:blipFill>
+                  <pic:spPr>
+                    <a:xfrm>
+                      <a:off x="0" y="0"/>
+                      <a:ext cx="5943600" cy="2996565"/>
+                    </a:xfrm>
+                    <a:prstGeom prst="rect">
+                      <a:avLst/>
+                    </a:prstGeom>
+                  </pic:spPr>
+                </pic:pic>
+              </a:graphicData>
+            </a:graphic>
+          </wp:inline>
+        </w:drawing>
+      </w:r>
+    </w:p>
+    <w:p>
+      <w:pPr>
+        <w:pStyle w:val="ListParagraph"/>
+        <w:rPr>
+          <w:rFonts w:ascii="Times New Roman" w:hAnsi="Times New Roman" w:cs="Times New Roman"/>
+          <w:b/>
+          <w:bCs/>
+          <w:color w:val="FF0000"/>
+          <w:sz w:val="40"/>
+          <w:szCs w:val="40"/>
+        </w:rPr>
+      </w:pPr>
+      <w:r>
+        <w:rPr>
+          <w:rFonts w:ascii="Times New Roman" w:hAnsi="Times New Roman" w:cs="Times New Roman"/>
+          <w:b/>
+          <w:bCs/>
+          <w:color w:val="FF0000"/>
+          <w:sz w:val="40"/>
+          <w:szCs w:val="40"/>
+        </w:rPr>
+        <w:drawing>
+          <wp:inline distT="0" distB="0" distL="0" distR="0" wp14:anchorId="3734AE8F" wp14:editId="6CFFFA17">
+            <wp:extent cx="5943600" cy="4102735"/>
+            <wp:effectExtent l="0" t="0" r="0" b="0"/>
+            <wp:docPr id="18" name="Picture 18"/>
+            <wp:cNvGraphicFramePr>
+              <a:graphicFrameLocks xmlns:a="http://schemas.openxmlformats.org/drawingml/2006/main" noChangeAspect="1"/>
+            </wp:cNvGraphicFramePr>
+            <a:graphic xmlns:a="http://schemas.openxmlformats.org/drawingml/2006/main">
+              <a:graphicData uri="http://schemas.openxmlformats.org/drawingml/2006/picture">
+                <pic:pic xmlns:pic="http://schemas.openxmlformats.org/drawingml/2006/picture">
+                  <pic:nvPicPr>
+                    <pic:cNvPr id="1" name=""/>
+                    <pic:cNvPicPr/>
+                  </pic:nvPicPr>
+                  <pic:blipFill>
+                    <a:blip r:embed="rId22"/>
+                    <a:stretch>
+                      <a:fillRect/>
+                    </a:stretch>
+                  </pic:blipFill>
+                  <pic:spPr>
+                    <a:xfrm>
+                      <a:off x="0" y="0"/>
+                      <a:ext cx="5943600" cy="4102735"/>
+                    </a:xfrm>
+                    <a:prstGeom prst="rect">
+                      <a:avLst/>
+                    </a:prstGeom>
+                  </pic:spPr>
+                </pic:pic>
+              </a:graphicData>
+            </a:graphic>
+          </wp:inline>
+        </w:drawing>
+      </w:r>
+    </w:p>
+    <w:p>
+      <w:pPr>
+        <w:pStyle w:val="ListParagraph"/>
+        <w:rPr>
+          <w:rFonts w:ascii="Times New Roman" w:hAnsi="Times New Roman" w:cs="Times New Roman"/>
+          <w:b/>
+          <w:bCs/>
+          <w:color w:val="FF0000"/>
+          <w:sz w:val="40"/>
+          <w:szCs w:val="40"/>
+        </w:rPr>
+      </w:pPr>
+      <w:r>
+        <w:rPr>
+          <w:noProof/>
+        </w:rPr>
+        <w:lastRenderedPageBreak/>
+        <w:drawing>
+          <wp:inline distT="0" distB="0" distL="0" distR="0" wp14:anchorId="60ACD5EB" wp14:editId="40C10DA4">
+            <wp:extent cx="5943600" cy="3906520"/>
+            <wp:effectExtent l="0" t="0" r="0" b="0"/>
+            <wp:docPr id="19" name="Picture 19"/>
+            <wp:cNvGraphicFramePr>
+              <a:graphicFrameLocks xmlns:a="http://schemas.openxmlformats.org/drawingml/2006/main" noChangeAspect="1"/>
+            </wp:cNvGraphicFramePr>
+            <a:graphic xmlns:a="http://schemas.openxmlformats.org/drawingml/2006/main">
+              <a:graphicData uri="http://schemas.openxmlformats.org/drawingml/2006/picture">
+                <pic:pic xmlns:pic="http://schemas.openxmlformats.org/drawingml/2006/picture">
+                  <pic:nvPicPr>
+                    <pic:cNvPr id="1" name=""/>
+                    <pic:cNvPicPr/>
+                  </pic:nvPicPr>
+                  <pic:blipFill>
+                    <a:blip r:embed="rId23"/>
+                    <a:stretch>
+                      <a:fillRect/>
+                    </a:stretch>
+                  </pic:blipFill>
+                  <pic:spPr>
+                    <a:xfrm>
+                      <a:off x="0" y="0"/>
+                      <a:ext cx="5943600" cy="3906520"/>
+                    </a:xfrm>
+                    <a:prstGeom prst="rect">
+                      <a:avLst/>
+                    </a:prstGeom>
+                  </pic:spPr>
+                </pic:pic>
+              </a:graphicData>
+            </a:graphic>
+          </wp:inline>
+        </w:drawing>
+      </w:r>
+    </w:p>
+    <w:p>
+      <w:pPr>
+        <w:pStyle w:val="ListParagraph"/>
+        <w:rPr>
+          <w:rFonts w:ascii="Times New Roman" w:hAnsi="Times New Roman" w:cs="Times New Roman"/>
+          <w:b/>
+          <w:bCs/>
+          <w:color w:val="FF0000"/>
+          <w:sz w:val="40"/>
+          <w:szCs w:val="40"/>
+        </w:rPr>
+      </w:pPr>
+      <w:r>
+        <w:rPr>
+          <w:rFonts w:ascii="Times New Roman" w:hAnsi="Times New Roman" w:cs="Times New Roman"/>
+          <w:b/>
+          <w:bCs/>
+          <w:color w:val="FF0000"/>
+          <w:sz w:val="40"/>
+          <w:szCs w:val="40"/>
+        </w:rPr>
+        <w:t>Bổ sung thêm chức năng quản lý danh mục ở Phụ kiện, Vật tư phụ.</w:t>
+      </w:r>
+    </w:p>
+    <w:p>
+      <w:pPr>
+        <w:pStyle w:val="ListParagraph"/>
+        <w:rPr>
+          <w:rFonts w:ascii="Times New Roman" w:hAnsi="Times New Roman" w:cs="Times New Roman"/>
+          <w:b/>
+          <w:bCs/>
+          <w:color w:val="FF0000"/>
+          <w:sz w:val="40"/>
+          <w:szCs w:val="40"/>
+        </w:rPr>
+      </w:pPr>
+      <w:r>
+        <w:rPr>
+          <w:rFonts w:ascii="Times New Roman" w:hAnsi="Times New Roman" w:cs="Times New Roman"/>
+          <w:b/>
+          <w:bCs/>
+          <w:color w:val="FF0000"/>
+          <w:sz w:val="40"/>
+          <w:szCs w:val="40"/>
+        </w:rPr>
+        <w:lastRenderedPageBreak/>
+        <w:drawing>
+          <wp:inline distT="0" distB="0" distL="0" distR="0" wp14:anchorId="19D36396" wp14:editId="4148AAB6">
+            <wp:extent cx="5943600" cy="3108960"/>
+            <wp:effectExtent l="0" t="0" r="0" b="0"/>
+            <wp:docPr id="20" name="Picture 20"/>
+            <wp:cNvGraphicFramePr>
+              <a:graphicFrameLocks xmlns:a="http://schemas.openxmlformats.org/drawingml/2006/main" noChangeAspect="1"/>
+            </wp:cNvGraphicFramePr>
+            <a:graphic xmlns:a="http://schemas.openxmlformats.org/drawingml/2006/main">
+              <a:graphicData uri="http://schemas.openxmlformats.org/drawingml/2006/picture">
+                <pic:pic xmlns:pic="http://schemas.openxmlformats.org/drawingml/2006/picture">
+                  <pic:nvPicPr>
+                    <pic:cNvPr id="1" name=""/>
+                    <pic:cNvPicPr/>
+                  </pic:nvPicPr>
+                  <pic:blipFill>
+                    <a:blip r:embed="rId24"/>
+                    <a:stretch>
+                      <a:fillRect/>
+                    </a:stretch>
+                  </pic:blipFill>
+                  <pic:spPr>
+                    <a:xfrm>
+                      <a:off x="0" y="0"/>
+                      <a:ext cx="5943600" cy="3108960"/>
+                    </a:xfrm>
+                    <a:prstGeom prst="rect">
+                      <a:avLst/>
+                    </a:prstGeom>
+                  </pic:spPr>
+                </pic:pic>
+              </a:graphicData>
+            </a:graphic>
+          </wp:inline>
+        </w:drawing>
+      </w:r>
+      <w:r>
+        <w:rPr>
+          <w:rFonts w:ascii="Times New Roman" w:hAnsi="Times New Roman" w:cs="Times New Roman"/>
+          <w:b/>
+          <w:bCs/>
+          <w:color w:val="FF0000"/>
+          <w:sz w:val="40"/>
+          <w:szCs w:val="40"/>
+        </w:rPr>
+        <w:t>Nhôm đề C bổ sung Kho nhôm có thể được chọn kho nhôm</w:t>
       </w:r>
     </w:p>
     <w:sectPr>
